--- a/dossiers/Aditya_Mehra_Executive_Dossier.docx
+++ b/dossiers/Aditya_Mehra_Executive_Dossier.docx
@@ -39,7 +39,7 @@
           <w:color w:val="64748B"/>
           <w:sz w:val="19"/>
         </w:rPr>
-        <w:t>Email: ashishiash007@gmail.com  |  Phone: +91 7003456624  |  LinkedIn: https://www.linkedin.com/</w:t>
+        <w:t>Email: adityamehra799@gmail.com  |  Phone: +91 70034 56624  |  LinkedIn: https://www.linkedin.com/in/adityamehra07</w:t>
       </w:r>
     </w:p>
     <w:p>
